--- a/docs/writing-an-agent-issue.docx
+++ b/docs/writing-an-agent-issue.docx
@@ -127,7 +127,7 @@
         <w:t>Scope and checks:</w:t>
       </w:r>
       <w:r>
-        <w:t xml:space="preserve"> Build the display and a short usage guide. Leave exercise selection, accounts, wearables, and hosting for later. Try a complete fictional plan and one missing instructions; compare the page with each input and review the illustrations. Stop and report any unresolved mismatch.</w:t>
+        <w:t xml:space="preserve"> Build the display and a short usage guide. Leave exercise selection, accounts, wearables, and hosting for later. Try a complete fictional plan and one plan with missing instructions; compare the page with each input and review the illustrations. Stop and report any unresolved mismatch.</w:t>
       </w:r>
     </w:p>
     <w:p>
